--- a/cf/jm/u/files/u047.docx
+++ b/cf/jm/u/files/u047.docx
@@ -20,7 +20,7 @@
     </w:p>
     <w:p>
       <w:r>
-        <w:t>請針對每個題目，把答案填在「回答：」後面（越具體越好）；填好後請放回您的部門資料夾即可，不需回信。</w:t>
+        <w:t>這份問卷是想更了解您的實際作業，好把您的 AI 助理做得更貼近需求。第一部分請把答案填在「回答：」後面（越具體越好）；第二部分只是先讓您了解，之後用的時候再一起調整，不用現在填。填好後放回您的部門資料夾即可，不需回信。</w:t>
       </w:r>
     </w:p>
     <w:p>
@@ -32,8 +32,16 @@
       </w:r>
     </w:p>
     <w:p>
+      <w:pPr>
+        <w:pStyle w:val="Heading2"/>
+      </w:pPr>
       <w:r>
-        <w:t>1. 生管的來料通知是 Outlook 信件內文、附件表格還是兩者混合？格式固定嗎？</w:t>
+        <w:t>一、請您提供或確認的事情</w:t>
+      </w:r>
+    </w:p>
+    <w:p>
+      <w:r>
+        <w:t>1. 這個助理要幫誰、做什麼？（例：幫組長，把生管寄來的來料通知整理成一張來料紀錄表，取代手抄筆記本）</w:t>
       </w:r>
     </w:p>
     <w:p>
@@ -43,7 +51,7 @@
     </w:p>
     <w:p>
       <w:r>
-        <w:t>2. 要擷取哪些欄位？（工單、料號、品名、來料數量、來料日、前製程別）</w:t>
+        <w:t>2. AI 要讀的資料是什麼、從哪來？（例：生管用 Outlook 寄來的前製程來料通知）</w:t>
       </w:r>
     </w:p>
     <w:p>
@@ -53,7 +61,7 @@
     </w:p>
     <w:p>
       <w:r>
-        <w:t>3. 「作業確認完成日」是本組人工填、還是有規則可由 AI 帶入已知值？</w:t>
+        <w:t>3. 你希望它做完給你什麼？（例：一份結構化的來料紀錄表，含各批來料和作業確認完成日欄位）</w:t>
       </w:r>
     </w:p>
     <w:p>
@@ -63,7 +71,7 @@
     </w:p>
     <w:p>
       <w:r>
-        <w:t>4. 工單/料號對照主檔由誰維護？多久更新？</w:t>
+        <w:t>4. 要對照哪張表才會準？（例：工單／料號對照，用來核對料號和品名）</w:t>
       </w:r>
     </w:p>
     <w:p>
@@ -73,7 +81,7 @@
     </w:p>
     <w:p>
       <w:r>
-        <w:t>5. 來料紀錄表的分類方式（依前製程、依日期、依料號）習慣怎麼分？</w:t>
+        <w:t>5. 哪些要人自己填？（作業確認完成日要依實際作業填，AI 只留欄位或帶入已知，不准自己填日期）</w:t>
       </w:r>
     </w:p>
     <w:p>
@@ -83,12 +91,45 @@
     </w:p>
     <w:p>
       <w:r>
-        <w:t>6. 產出為暫時性資料、作業後刪除，是否有保留期限或資安要求？</w:t>
+        <w:t>6. 怕出錯的地方？（料號查不到、數量或來料日缺，就標「待補」，不臆測）</w:t>
       </w:r>
     </w:p>
     <w:p>
       <w:r>
         <w:t>回答：</w:t>
+      </w:r>
+    </w:p>
+    <w:p>
+      <w:pPr>
+        <w:pStyle w:val="Heading2"/>
+      </w:pPr>
+      <w:r>
+        <w:t>二、要用了之後、跟 AI 一起調整的事情（先了解即可，不用現在填）</w:t>
+      </w:r>
+    </w:p>
+    <w:p>
+      <w:r>
+        <w:t>• 試用時貼一封真實來料通知 mail，看它抓的料號、數量、來料日對不對，錯的糾正它</w:t>
+      </w:r>
+    </w:p>
+    <w:p>
+      <w:r>
+        <w:t>• 確認它沒有自己亂填完成日；如果它填了，提醒它「完成日要人依實際作業填」</w:t>
+      </w:r>
+    </w:p>
+    <w:p>
+      <w:r>
+        <w:t>• 來料通知的格式若不固定，把常見的幾種格式範例給它，它會更會抓</w:t>
+      </w:r>
+    </w:p>
+    <w:p>
+      <w:r>
+        <w:t>• 紀錄表欄位若跟你們現用格式不同，把你們的範本貼給它當樣板</w:t>
+      </w:r>
+    </w:p>
+    <w:p>
+      <w:r>
+        <w:t>• 用久了把料號命名規則講清楚，它核對料號會更準</w:t>
       </w:r>
     </w:p>
     <w:p/>
@@ -101,8 +142,16 @@
       </w:r>
     </w:p>
     <w:p>
+      <w:pPr>
+        <w:pStyle w:val="Heading2"/>
+      </w:pPr>
       <w:r>
-        <w:t>1. 組長拿到的加班資訊是什麼形式？（口頭、群組回報、Excel 名單）欄位固定嗎？</w:t>
+        <w:t>一、請您提供或確認的事情</w:t>
+      </w:r>
+    </w:p>
+    <w:p>
+      <w:r>
+        <w:t>1. 這個助理要幫誰、做什麼？（例：幫組長，把人員加班資訊整理成電子簽核要填的加班單欄位，先算好時數）</w:t>
       </w:r>
     </w:p>
     <w:p>
@@ -112,7 +161,7 @@
     </w:p>
     <w:p>
       <w:r>
-        <w:t>2. 時數計算規則？（連續幾小時扣多少休息、如何取整）</w:t>
+        <w:t>2. AI 要讀的資料是什麼？（例：加班的姓名、日期、起訖時間、事由）</w:t>
       </w:r>
     </w:p>
     <w:p>
@@ -122,7 +171,7 @@
     </w:p>
     <w:p>
       <w:r>
-        <w:t>3. 單日/單月加班上限是多少？逾上限要擋還是只標示提醒？</w:t>
+        <w:t>3. 你希望它做完給你什麼？（例：一份加班單登錄欄位草稿＋標出異常的清單，你再自己去系統 key 單送審）</w:t>
       </w:r>
     </w:p>
     <w:p>
@@ -132,7 +181,7 @@
     </w:p>
     <w:p>
       <w:r>
-        <w:t>4. 加班費率是否需要 AI 算，還是只算時數、標日別，費率交系統/人資？</w:t>
+        <w:t>4. 時數怎麼算、有哪些規則？（要扣休息時間，還要對照單日／單月上限、事由是否齊備）</w:t>
       </w:r>
     </w:p>
     <w:p>
@@ -142,7 +191,7 @@
     </w:p>
     <w:p>
       <w:r>
-        <w:t>5. 電子簽核系統的加班單欄位有哪些？欄位命名與格式？</w:t>
+        <w:t>5. 哪些一定要人做？（實際在電子簽核系統 key 單、送審由組長自己來，AI 只出草稿）</w:t>
       </w:r>
     </w:p>
     <w:p>
@@ -152,12 +201,45 @@
     </w:p>
     <w:p>
       <w:r>
-        <w:t>6. AI 只出登錄草稿、key 單送審由組長操作——這個分界是否確認？</w:t>
+        <w:t>6. 怕出錯的地方？（起訖時間矛盾、逾上限、事由缺，就標異常，不准 AI 硬算或補資料）</w:t>
       </w:r>
     </w:p>
     <w:p>
       <w:r>
         <w:t>回答：</w:t>
+      </w:r>
+    </w:p>
+    <w:p>
+      <w:pPr>
+        <w:pStyle w:val="Heading2"/>
+      </w:pPr>
+      <w:r>
+        <w:t>二、要用了之後、跟 AI 一起調整的事情（先了解即可，不用現在填）</w:t>
+      </w:r>
+    </w:p>
+    <w:p>
+      <w:r>
+        <w:t>• 試用時貼幾筆真實加班資訊，看它算的時數對不對，尤其休息時間有沒有扣對</w:t>
+      </w:r>
+    </w:p>
+    <w:p>
+      <w:r>
+        <w:t>• 遇到訖時間早於起時間這種矛盾，確認它標「時間矛盾、待補」而不是硬算</w:t>
+      </w:r>
+    </w:p>
+    <w:p>
+      <w:r>
+        <w:t>• 把公司實際的加班規則（上限、事由要求、休息扣除）補給它，計算才會準</w:t>
+      </w:r>
+    </w:p>
+    <w:p>
+      <w:r>
+        <w:t>• 登錄欄位順序若跟電子簽核畫面不合，把系統要填的欄位告訴它</w:t>
+      </w:r>
+    </w:p>
+    <w:p>
+      <w:r>
+        <w:t>• 用久了把常見的特殊情況（跨日加班、國定假日）規則講清楚，它會更少出錯</w:t>
       </w:r>
     </w:p>
     <w:p/>
@@ -170,8 +252,16 @@
       </w:r>
     </w:p>
     <w:p>
+      <w:pPr>
+        <w:pStyle w:val="Heading2"/>
+      </w:pPr>
       <w:r>
-        <w:t>1. 作業人員完成回報是口述、群組訊息、還是每日工作排程表？格式多亂？</w:t>
+        <w:t>一、請您提供或確認的事情</w:t>
+      </w:r>
+    </w:p>
+    <w:p>
+      <w:r>
+        <w:t>1. 這個助理要幫誰、做什麼？（例：幫組長，把作業人員完成後的回報整理成「轉交下製程交料紀錄表」）</w:t>
       </w:r>
     </w:p>
     <w:p>
@@ -181,7 +271,7 @@
     </w:p>
     <w:p>
       <w:r>
-        <w:t>2. 要擷取哪些欄位？（工單、料號、完成數量、完成站別、移交下製程）</w:t>
+        <w:t>2. AI 要讀的資料是什麼？（例：每日工作排程加上人員完成後的回報文字）</w:t>
       </w:r>
     </w:p>
     <w:p>
@@ -191,7 +281,7 @@
     </w:p>
     <w:p>
       <w:r>
-        <w:t>3. 下一製程是否可完全由製程路線對照判定，還是常有例外需人判？</w:t>
+        <w:t>3. 你希望它產出什麼？（例：一份交料紀錄表草稿，標出料號、完成數量、要移交的下一個製程）</w:t>
       </w:r>
     </w:p>
     <w:p>
@@ -201,7 +291,7 @@
     </w:p>
     <w:p>
       <w:r>
-        <w:t>4. 工單製程路線對照是否完整？外包站別（熱處理、陽極）怎麼標？</w:t>
+        <w:t>4. 下一個製程怎麼判定？（要對照「工單／製程路線對照」表，AI 不能自己猜下製程）</w:t>
       </w:r>
     </w:p>
     <w:p>
@@ -211,7 +301,7 @@
     </w:p>
     <w:p>
       <w:r>
-        <w:t>5. 交料紀錄表的輸出格式與交付對象（下製程 or 組長彙整）？</w:t>
+        <w:t>5. 哪些要人做最終確認？（實際移交登記由組長確認，AI 只出草稿）</w:t>
       </w:r>
     </w:p>
     <w:p>
@@ -221,12 +311,45 @@
     </w:p>
     <w:p>
       <w:r>
-        <w:t>6. 回報來源不結構化，容錯到什麼程度？疑義是否一律標待確認交人判？</w:t>
+        <w:t>6. 怕出錯的地方？（料號查不到、數量缺、下製程不明，就標「待補」，不臆測）</w:t>
       </w:r>
     </w:p>
     <w:p>
       <w:r>
         <w:t>回答：</w:t>
+      </w:r>
+    </w:p>
+    <w:p>
+      <w:pPr>
+        <w:pStyle w:val="Heading2"/>
+      </w:pPr>
+      <w:r>
+        <w:t>二、要用了之後、跟 AI 一起調整的事情（先了解即可，不用現在填）</w:t>
+      </w:r>
+    </w:p>
+    <w:p>
+      <w:r>
+        <w:t>• 試用時貼幾筆真實完成回報，看它判的下製程和抓的數量對不對，錯的糾正它</w:t>
+      </w:r>
+    </w:p>
+    <w:p>
+      <w:r>
+        <w:t>• 回報格式如果很亂（每個人寫法不同），建議改成固定格式或線上表單回報，AI 會抓得更穩</w:t>
+      </w:r>
+    </w:p>
+    <w:p>
+      <w:r>
+        <w:t>• 確認它遇到查無製程路線時標「下製程不明、待補」，而不是硬填一個</w:t>
+      </w:r>
+    </w:p>
+    <w:p>
+      <w:r>
+        <w:t>• 交料紀錄表欄位若跟你們習慣不同，把現用格式貼給它</w:t>
+      </w:r>
+    </w:p>
+    <w:p>
+      <w:r>
+        <w:t>• 用一段時間後，把常見的下製程判定例外（分流、跳站）講清楚，它會更準</w:t>
       </w:r>
     </w:p>
     <w:p/>
